--- a/docs/KOLIOKVIUMO_PLANAS.docx
+++ b/docs/KOLIOKVIUMO_PLANAS.docx
@@ -4331,7 +4331,7 @@
           <w:b w:val="0"/>
           <w:i w:val="0"/>
         </w:rPr>
-        <w:t>6.4. Atskaitų formulės</w:t>
+        <w:t>6.4. Atskaitų ir gradientinio stiprinimo išvestys</w:t>
       </w:r>
     </w:p>
     <w:tbl>
@@ -4674,6 +4674,208 @@
           <w:i w:val="0"/>
         </w:rPr>
         <w:t>(8)-(9) formulėse N - train sesijų skaičius; yᵢ - jų Revenue (0/1); p₀ - pastovi pirkimų dalis. w - regresijos išmokti svoriai, a - jos poslinkis; abu gaunami tik iš train. Modulis: models.py. Mokymo optimizavimo išvedimai neprivalomi: mokymą atliks biblioteka, o šiame plane tiksliai aprašyta prognozės taisyklė.</w:t>
+      </w:r>
+    </w:p>
+    <w:tbl>
+      <w:tblPr>
+        <w:tblW w:type="auto" w:w="0"/>
+        <w:tblLayout w:type="fixed"/>
+        <w:tblLook w:firstColumn="1" w:firstRow="1" w:lastColumn="0" w:lastRow="0" w:noHBand="0" w:noVBand="1" w:val="04A0"/>
+        <w:tblBorders>
+          <w:top w:val="nil" w:sz="4" w:color="999999"/>
+          <w:left w:val="nil" w:sz="4" w:color="999999"/>
+          <w:bottom w:val="nil" w:sz="4" w:color="999999"/>
+          <w:right w:val="nil" w:sz="4" w:color="999999"/>
+          <w:insideH w:val="nil" w:sz="4" w:color="999999"/>
+          <w:insideV w:val="nil" w:sz="4" w:color="999999"/>
+        </w:tblBorders>
+      </w:tblPr>
+      <w:tblGrid>
+        <w:gridCol w:w="8220"/>
+        <w:gridCol w:w="850"/>
+      </w:tblGrid>
+      <w:tr>
+        <w:trPr>
+          <w:cantSplit/>
+        </w:trPr>
+        <w:tc>
+          <w:tcPr>
+            <w:tcW w:type="dxa" w:w="8220"/>
+            <w:vAlign w:val="center"/>
+          </w:tcPr>
+          <w:p>
+            <w:pPr>
+              <w:keepNext/>
+              <w:spacing w:line="240" w:lineRule="auto" w:after="100" w:before="100"/>
+              <w:jc w:val="center"/>
+            </w:pPr>
+            <m:oMathPara>
+              <m:oMathParaPr>
+                <m:jc m:val="center"/>
+              </m:oMathParaPr>
+              <m:oMath>
+                <m:sSub>
+                  <m:e>
+                    <m:acc>
+                      <m:accPr>
+                        <m:chr m:val="̂"/>
+                      </m:accPr>
+                      <m:e>
+                        <m:r>
+                          <m:t>p</m:t>
+                        </m:r>
+                      </m:e>
+                    </m:acc>
+                  </m:e>
+                  <m:sub>
+                    <m:r>
+                      <m:rPr>
+                        <m:sty m:val="p"/>
+                      </m:rPr>
+                      <m:t>G</m:t>
+                    </m:r>
+                    <m:r>
+                      <m:rPr>
+                        <m:sty m:val="p"/>
+                      </m:rPr>
+                      <m:t>B</m:t>
+                    </m:r>
+                  </m:sub>
+                </m:sSub>
+                <m:r>
+                  <m:t>(</m:t>
+                </m:r>
+                <m:r>
+                  <m:t>x</m:t>
+                </m:r>
+                <m:r>
+                  <m:t>)</m:t>
+                </m:r>
+                <m:r>
+                  <m:rPr>
+                    <m:sty m:val="p"/>
+                  </m:rPr>
+                  <m:t>=</m:t>
+                </m:r>
+                <m:r>
+                  <m:t>σ</m:t>
+                </m:r>
+                <m:r>
+                  <m:t>​</m:t>
+                </m:r>
+                <m:r>
+                  <m:t>(</m:t>
+                </m:r>
+                <m:sSub>
+                  <m:e>
+                    <m:r>
+                      <m:t>F</m:t>
+                    </m:r>
+                  </m:e>
+                  <m:sub>
+                    <m:r>
+                      <m:t>0</m:t>
+                    </m:r>
+                  </m:sub>
+                </m:sSub>
+                <m:r>
+                  <m:rPr>
+                    <m:sty m:val="p"/>
+                  </m:rPr>
+                  <m:t>+</m:t>
+                </m:r>
+                <m:r>
+                  <m:t>η</m:t>
+                </m:r>
+                <m:nary>
+                  <m:naryPr>
+                    <m:chr m:val="∑"/>
+                    <m:limLoc m:val="undOvr"/>
+                    <m:subHide m:val="off"/>
+                    <m:supHide m:val="off"/>
+                  </m:naryPr>
+                  <m:sub>
+                    <m:r>
+                      <m:t>m</m:t>
+                    </m:r>
+                    <m:r>
+                      <m:rPr>
+                        <m:sty m:val="p"/>
+                      </m:rPr>
+                      <m:t>=</m:t>
+                    </m:r>
+                    <m:r>
+                      <m:t>1</m:t>
+                    </m:r>
+                  </m:sub>
+                  <m:sup>
+                    <m:r>
+                      <m:t>M</m:t>
+                    </m:r>
+                  </m:sup>
+                  <m:e>
+                    <m:sSub>
+                      <m:e>
+                        <m:r>
+                          <m:t>h</m:t>
+                        </m:r>
+                      </m:e>
+                      <m:sub>
+                        <m:r>
+                          <m:t>m</m:t>
+                        </m:r>
+                      </m:sub>
+                    </m:sSub>
+                  </m:e>
+                </m:nary>
+                <m:r>
+                  <m:t>(</m:t>
+                </m:r>
+                <m:r>
+                  <m:t>z</m:t>
+                </m:r>
+                <m:r>
+                  <m:t>)</m:t>
+                </m:r>
+                <m:r>
+                  <m:t>)</m:t>
+                </m:r>
+                <m:r>
+                  <m:rPr>
+                    <m:sty m:val="p"/>
+                  </m:rPr>
+                  <m:t>.</m:t>
+                </m:r>
+              </m:oMath>
+            </m:oMathPara>
+          </w:p>
+        </w:tc>
+        <w:tc>
+          <w:tcPr>
+            <w:tcW w:type="dxa" w:w="850"/>
+            <w:vAlign w:val="center"/>
+          </w:tcPr>
+          <w:p>
+            <w:pPr>
+              <w:keepNext/>
+              <w:spacing w:line="240" w:lineRule="auto" w:after="100" w:before="100"/>
+              <w:jc w:val="right"/>
+            </w:pPr>
+            <w:r>
+              <w:t>(10)</w:t>
+            </w:r>
+          </w:p>
+        </w:tc>
+      </w:tr>
+    </w:tbl>
+    <w:p>
+      <w:pPr/>
+      <w:r>
+        <w:rPr>
+          <w:b w:val="0"/>
+          <w:i w:val="0"/>
+        </w:rPr>
+        <w:t>(10) formulėje F₀ – mokymo metu nustatytas pradinis įvertis logaritminių šansų skalėje, hₘ(z) – m-ojo medžio indėlis prieš žingsnio koeficientą, M = 150 – iteracijų skaičius, η = 0,05 – mokymosi žingsnis, o σ(u) = 1 / (1 + exp(−u)). Tai dvejetainio histograminio gradientinio stiprinimo prognozės principas, ne rankinis bibliotekos mokymo algoritmo perrašymas: medžiai paeiliui taiso bendrą įvertį, jų tikimybės nevidurkinamos. Bibliotekos numatytasis log_loss naudoja sigmoidę (scikit-learn developers, n.d.-b, n.d.-c). Išvestį apskaičiuoja models.py sukurto HistGradientBoostingClassifier predict_proba.</w:t>
       </w:r>
     </w:p>
     <w:p>
@@ -5127,6 +5329,71 @@
                 <w:i w:val="0"/>
                 <w:sz w:val="20"/>
               </w:rPr>
+              <w:t>F₀, hₘ, η, M, p̂GB</w:t>
+            </w:r>
+          </w:p>
+        </w:tc>
+        <w:tc>
+          <w:tcPr>
+            <w:tcW w:type="dxa" w:w="3830"/>
+            <w:vAlign w:val="center"/>
+          </w:tcPr>
+          <w:p>
+            <w:pPr>
+              <w:spacing w:line="240" w:lineRule="auto" w:after="100" w:before="100"/>
+              <w:jc w:val="left"/>
+            </w:pPr>
+            <w:r>
+              <w:rPr>
+                <w:b w:val="0"/>
+                <w:i w:val="0"/>
+                <w:sz w:val="20"/>
+              </w:rPr>
+              <w:t>Gradientinio stiprinimo pradinis įvertis, medžių indėliai, žingsnis ir tikimybė.</w:t>
+            </w:r>
+          </w:p>
+        </w:tc>
+        <w:tc>
+          <w:tcPr>
+            <w:tcW w:type="dxa" w:w="3047"/>
+            <w:vAlign w:val="center"/>
+          </w:tcPr>
+          <w:p>
+            <w:pPr>
+              <w:spacing w:line="240" w:lineRule="auto" w:after="100" w:before="100"/>
+              <w:jc w:val="left"/>
+            </w:pPr>
+            <w:r>
+              <w:rPr>
+                <w:b w:val="0"/>
+                <w:i w:val="0"/>
+                <w:sz w:val="20"/>
+              </w:rPr>
+              <w:t>models.py: HistGradientBoostingClassifier; predict_proba</w:t>
+            </w:r>
+          </w:p>
+        </w:tc>
+      </w:tr>
+      <w:tr>
+        <w:trPr>
+          <w:cantSplit/>
+        </w:trPr>
+        <w:tc>
+          <w:tcPr>
+            <w:tcW w:type="dxa" w:w="2194"/>
+            <w:vAlign w:val="center"/>
+          </w:tcPr>
+          <w:p>
+            <w:pPr>
+              <w:spacing w:line="240" w:lineRule="auto" w:after="100" w:before="100"/>
+              <w:jc w:val="left"/>
+            </w:pPr>
+            <w:r>
+              <w:rPr>
+                <w:b w:val="0"/>
+                <w:i w:val="0"/>
+                <w:sz w:val="20"/>
+              </w:rPr>
               <w:t>P, R, F₂, AP, Brier</w:t>
             </w:r>
           </w:p>
@@ -5332,7 +5599,7 @@
               <w:jc w:val="right"/>
             </w:pPr>
             <w:r>
-              <w:t>(10)</w:t>
+              <w:t>(11)</w:t>
             </w:r>
           </w:p>
         </w:tc>
@@ -5458,7 +5725,7 @@
               <w:jc w:val="right"/>
             </w:pPr>
             <w:r>
-              <w:t>(11)</w:t>
+              <w:t>(12)</w:t>
             </w:r>
           </w:p>
         </w:tc>
@@ -5575,7 +5842,7 @@
               <w:jc w:val="right"/>
             </w:pPr>
             <w:r>
-              <w:t>(12)</w:t>
+              <w:t>(13)</w:t>
             </w:r>
           </w:p>
         </w:tc>
@@ -5588,7 +5855,7 @@
           <w:b w:val="0"/>
           <w:i w:val="0"/>
         </w:rPr>
-        <w:t xml:space="preserve">(10)-(12) formulėse TP – teisingai aptikti pirkimai; FP – prognozuoti pirkimai, kurių nebuvo; FN – praleisti pirkimai; TN – teisingai atmesti nepirkimai. P – teigiamų prognozių tikslumas (angl. </w:t>
+        <w:t xml:space="preserve">(11)-(13) formulėse TP – teisingai aptikti pirkimai; FP – prognozuoti pirkimai, kurių nebuvo; FN – praleisti pirkimai; TN – teisingai atmesti nepirkimai. P – teigiamų prognozių tikslumas (angl. </w:t>
       </w:r>
       <w:r>
         <w:rPr>
@@ -5774,7 +6041,7 @@
               <w:jc w:val="right"/>
             </w:pPr>
             <w:r>
-              <w:t>(13)</w:t>
+              <w:t>(14)</w:t>
             </w:r>
           </w:p>
         </w:tc>
@@ -5865,7 +6132,7 @@
                   </m:num>
                   <m:den>
                     <m:r>
-                      <m:t>M</m:t>
+                      <m:t>n</m:t>
                     </m:r>
                   </m:den>
                 </m:f>
@@ -5892,7 +6159,7 @@
                   </m:sub>
                   <m:sup>
                     <m:r>
-                      <m:t>M</m:t>
+                      <m:t>n</m:t>
                     </m:r>
                   </m:sup>
                   <m:e>
@@ -5965,7 +6232,7 @@
               <w:jc w:val="right"/>
             </w:pPr>
             <w:r>
-              <w:t>(14)</w:t>
+              <w:t>(15)</w:t>
             </w:r>
           </w:p>
         </w:tc>
@@ -5978,7 +6245,7 @@
           <w:b w:val="0"/>
           <w:i w:val="0"/>
         </w:rPr>
-        <w:t xml:space="preserve">(13) formulėje AP (angl. </w:t>
+        <w:t xml:space="preserve">(14) formulėje AP (angl. </w:t>
       </w:r>
       <w:r>
         <w:rPr>
@@ -5992,7 +6259,7 @@
           <w:b w:val="0"/>
           <w:i w:val="0"/>
         </w:rPr>
-        <w:t>) apskaičiuojamas mažinant sprendimo slenkstį ir didėjant jautrumui; k žymi kreivės tašką, R₀ = 0. Naudojama scikit-learn average_precision_score realizacija (scikit-learn developers, n.d.-a), o ne trapecinis plotas po precision–recall kreive. (14) formulėje M – vertinamos imties dydis, pᵢ – modelio tikimybė, yᵢ – tikras atsakymas. Didesnė AP ir mažesnis Brier rodiklis yra geriau. AP nėra procentinis klasifikavimo tikslumas.</w:t>
+        <w:t>) apskaičiuojamas mažinant sprendimo slenkstį ir didėjant jautrumui; k žymi kreivės tašką, R₀ = 0. Naudojama scikit-learn average_precision_score realizacija (scikit-learn developers, n.d.-a), o ne trapecinis plotas po precision–recall kreive. (15) formulėje n – vertinamos imties dydis, pᵢ – modelio tikimybė, yᵢ – tikras atsakymas. Didesnė AP ir mažesnis Brier rodiklis yra geriau. AP nėra procentinis klasifikavimo tikslumas.</w:t>
       </w:r>
     </w:p>
     <w:p>

--- a/docs/KOLIOKVIUMO_PLANAS.docx
+++ b/docs/KOLIOKVIUMO_PLANAS.docx
@@ -1356,6 +1356,241 @@
           <w:i w:val="0"/>
         </w:rPr>
         <w:t>Duomenų šaltinis (Sakar &amp; Kastro, 2018) patvirtina klasifikavimo uždavinį ir įvesčių pobūdį. Pirminiai straipsniai ir bibliotekos dokumentacija pagrindžia mechanizmus, o jų pritaikymas šiai schemai yra argumentuota projektavimo išvada. Nei pirminis straipsnis, nei algoritmo populiarumas negarantuoja pranašumo šiame eksperimente.</w:t>
+      </w:r>
+    </w:p>
+    <w:p>
+      <w:pPr>
+        <w:pStyle w:val="Heading2"/>
+      </w:pPr>
+      <w:r>
+        <w:t>3.6. Naujausi literatūroje taikomi metodai — atnaujinimas pagal dėstytojo pastabas</w:t>
+      </w:r>
+    </w:p>
+    <w:p>
+      <w:pPr/>
+      <w:r>
+        <w:t>Šis poskyris pridėtas po pirminio plano; jis nekeičia anksčiau pasirinktų RF, LR, GB ir H1 statuso. Abdullah-All-Tanvir ir kt. (2023) artimam sesijų pirkimo ketinimo uždaviniui taiko XGBoost su požymių atranka ir balansavimu. Satu ir Islam (2023) tam pačiam UCI rinkiniui tiria RF, transformacijas, SMOTE ir požymių atranką. Setyawan ir Himawan (2026) lygina XGBoost, LightGBM ir CatBoost su SMOTE bei platesne optimizacija. Tai artimi uždaviniai, bet jų vertinimo taisyklės ir galimai kitokie požymiai neįrodo geresnio AP mūsų laikiniame skaidyme.</w:t>
+      </w:r>
+    </w:p>
+    <w:tbl>
+      <w:tblPr>
+        <w:tblStyle w:val="TableGrid"/>
+        <w:tblW w:type="auto" w:w="0"/>
+        <w:tblLook w:firstColumn="1" w:firstRow="1" w:lastColumn="0" w:lastRow="0" w:noHBand="0" w:noVBand="1" w:val="04A0"/>
+      </w:tblPr>
+      <w:tblGrid>
+        <w:gridCol w:w="3024"/>
+        <w:gridCol w:w="3024"/>
+        <w:gridCol w:w="3024"/>
+      </w:tblGrid>
+      <w:tr>
+        <w:trPr>
+          <w:cantSplit/>
+          <w:tblHeader/>
+        </w:trPr>
+        <w:tc>
+          <w:tcPr>
+            <w:tcW w:type="dxa" w:w="3024"/>
+          </w:tcPr>
+          <w:p>
+            <w:r>
+              <w:rPr>
+                <w:rFonts w:ascii="Times New Roman" w:hAnsi="Times New Roman"/>
+                <w:b/>
+                <w:sz w:val="18"/>
+              </w:rPr>
+              <w:t>Svarstytas kelias</w:t>
+            </w:r>
+          </w:p>
+        </w:tc>
+        <w:tc>
+          <w:tcPr>
+            <w:tcW w:type="dxa" w:w="3024"/>
+          </w:tcPr>
+          <w:p>
+            <w:r>
+              <w:rPr>
+                <w:rFonts w:ascii="Times New Roman" w:hAnsi="Times New Roman"/>
+                <w:b/>
+                <w:sz w:val="18"/>
+              </w:rPr>
+              <w:t>Kodėl tinka</w:t>
+            </w:r>
+          </w:p>
+        </w:tc>
+        <w:tc>
+          <w:tcPr>
+            <w:tcW w:type="dxa" w:w="3024"/>
+          </w:tcPr>
+          <w:p>
+            <w:r>
+              <w:rPr>
+                <w:rFonts w:ascii="Times New Roman" w:hAnsi="Times New Roman"/>
+                <w:b/>
+                <w:sz w:val="18"/>
+              </w:rPr>
+              <w:t>Sprendimas šiame plane</w:t>
+            </w:r>
+          </w:p>
+        </w:tc>
+      </w:tr>
+      <w:tr>
+        <w:trPr>
+          <w:cantSplit/>
+        </w:trPr>
+        <w:tc>
+          <w:tcPr>
+            <w:tcW w:type="dxa" w:w="3024"/>
+          </w:tcPr>
+          <w:p>
+            <w:r>
+              <w:rPr>
+                <w:rFonts w:ascii="Times New Roman" w:hAnsi="Times New Roman"/>
+                <w:b w:val="0"/>
+                <w:sz w:val="18"/>
+              </w:rPr>
+              <w:t>CPU XGBoost</w:t>
+            </w:r>
+          </w:p>
+        </w:tc>
+        <w:tc>
+          <w:tcPr>
+            <w:tcW w:type="dxa" w:w="3024"/>
+          </w:tcPr>
+          <w:p>
+            <w:r>
+              <w:rPr>
+                <w:rFonts w:ascii="Times New Roman" w:hAnsi="Times New Roman"/>
+                <w:b w:val="0"/>
+                <w:sz w:val="18"/>
+              </w:rPr>
+              <w:t>Tinka sesijų lentelei; klasės svoris tikrina disbalanso įtaką.</w:t>
+            </w:r>
+          </w:p>
+        </w:tc>
+        <w:tc>
+          <w:tcPr>
+            <w:tcW w:type="dxa" w:w="3024"/>
+          </w:tcPr>
+          <w:p>
+            <w:r>
+              <w:rPr>
+                <w:rFonts w:ascii="Times New Roman" w:hAnsi="Times New Roman"/>
+                <w:b w:val="0"/>
+                <w:sz w:val="18"/>
+              </w:rPr>
+              <w:t>Pasirinktas vienam ribotam bandymui; telpa į CPU biudžetą, bet brangesnis už LR.</w:t>
+            </w:r>
+          </w:p>
+        </w:tc>
+      </w:tr>
+      <w:tr>
+        <w:trPr>
+          <w:cantSplit/>
+        </w:trPr>
+        <w:tc>
+          <w:tcPr>
+            <w:tcW w:type="dxa" w:w="3024"/>
+          </w:tcPr>
+          <w:p>
+            <w:r>
+              <w:rPr>
+                <w:rFonts w:ascii="Times New Roman" w:hAnsi="Times New Roman"/>
+                <w:b w:val="0"/>
+                <w:sz w:val="18"/>
+              </w:rPr>
+              <w:t>RF su SMOTE ir atranka</w:t>
+            </w:r>
+          </w:p>
+        </w:tc>
+        <w:tc>
+          <w:tcPr>
+            <w:tcW w:type="dxa" w:w="3024"/>
+          </w:tcPr>
+          <w:p>
+            <w:r>
+              <w:rPr>
+                <w:rFonts w:ascii="Times New Roman" w:hAnsi="Times New Roman"/>
+                <w:b w:val="0"/>
+                <w:sz w:val="18"/>
+              </w:rPr>
+              <w:t>Galėtų mažinti disbalanso ir nereikalingų požymių poveikį.</w:t>
+            </w:r>
+          </w:p>
+        </w:tc>
+        <w:tc>
+          <w:tcPr>
+            <w:tcW w:type="dxa" w:w="3024"/>
+          </w:tcPr>
+          <w:p>
+            <w:r>
+              <w:rPr>
+                <w:rFonts w:ascii="Times New Roman" w:hAnsi="Times New Roman"/>
+                <w:b w:val="0"/>
+                <w:sz w:val="18"/>
+              </w:rPr>
+              <w:t>Dabar atmestas: kelios keičiamos grandys, sintetinės kategorijos ir sunkesnė interpretacija.</w:t>
+            </w:r>
+          </w:p>
+        </w:tc>
+      </w:tr>
+      <w:tr>
+        <w:trPr>
+          <w:cantSplit/>
+        </w:trPr>
+        <w:tc>
+          <w:tcPr>
+            <w:tcW w:type="dxa" w:w="3024"/>
+          </w:tcPr>
+          <w:p>
+            <w:r>
+              <w:rPr>
+                <w:rFonts w:ascii="Times New Roman" w:hAnsi="Times New Roman"/>
+                <w:b w:val="0"/>
+                <w:sz w:val="18"/>
+              </w:rPr>
+              <w:t>Stacking / balsavimas</w:t>
+            </w:r>
+          </w:p>
+        </w:tc>
+        <w:tc>
+          <w:tcPr>
+            <w:tcW w:type="dxa" w:w="3024"/>
+          </w:tcPr>
+          <w:p>
+            <w:r>
+              <w:rPr>
+                <w:rFonts w:ascii="Times New Roman" w:hAnsi="Times New Roman"/>
+                <w:b w:val="0"/>
+                <w:sz w:val="18"/>
+              </w:rPr>
+              <w:t>Gali jungti skirtingų modelių signalus.</w:t>
+            </w:r>
+          </w:p>
+        </w:tc>
+        <w:tc>
+          <w:tcPr>
+            <w:tcW w:type="dxa" w:w="3024"/>
+          </w:tcPr>
+          <w:p>
+            <w:r>
+              <w:rPr>
+                <w:rFonts w:ascii="Times New Roman" w:hAnsi="Times New Roman"/>
+                <w:b w:val="0"/>
+                <w:sz w:val="18"/>
+              </w:rPr>
+              <w:t>Atmestas: papildomas meta-modelio skaidymas, kaina ir sudėtingesnis gynimas.</w:t>
+            </w:r>
+          </w:p>
+        </w:tc>
+      </w:tr>
+    </w:tbl>
+    <w:p>
+      <w:pPr>
+        <w:spacing w:before="200"/>
+      </w:pPr>
+      <w:r>
+        <w:t>Papildomų bandymų planas: nekeisti pagrindinio eksperimento. Po jo atskirai mokyti XGBoost ir RF parametrų variantus tik train; kiekvienos šeimos kandidatą parinkti pagal validation AP, slenkstį — pagal validation F2, testą vertinti tik po pasirinkimo. Išsaugoti visų kandidatų validacijos AP ir neigiamą rezultatą, jei pagerėjimo nėra. Kadangi pagrindinis testas jau žinomas, tai būtų post-test exploratory bandymas; nepriklausomam patvirtinimui reikėtų naujo būsimo laikotarpio. Breiman (2001) ir Friedman (2001) paaiškina mechanizmą, bet nėra šiuolaikinio pranašumo šiam rinkiniui įrodymas. Detalesnė šaltinių patikra pateikta NAUJA_LITERATURA.md.</w:t>
       </w:r>
     </w:p>
     <w:p>
@@ -7362,6 +7597,33 @@
     <w:p>
       <w:pPr>
         <w:keepLines/>
+        <w:spacing w:line="276" w:lineRule="auto" w:after="120"/>
+      </w:pPr>
+      <w:r>
+        <w:t>Abdullah-All-Tanvir, Khandokar, I. A., Islam, A. K. M. M., Islam, S., &amp; Shatabda, S. (2023). A gradient boosting classifier for purchase intention prediction of online shoppers. Heliyon, 9(4), e15163. https://doi.org/10.1016/j.heliyon.2023.e15163</w:t>
+      </w:r>
+    </w:p>
+    <w:p>
+      <w:pPr>
+        <w:keepLines/>
+        <w:spacing w:line="276" w:lineRule="auto" w:after="120"/>
+      </w:pPr>
+      <w:r>
+        <w:t>Satu, M. S., &amp; Islam, S. F. (2023). Modeling online customer purchase intention behavior applying different feature engineering and classification techniques. Discover Artificial Intelligence, 3, 36. https://doi.org/10.1007/s44163-023-00086-0</w:t>
+      </w:r>
+    </w:p>
+    <w:p>
+      <w:pPr>
+        <w:keepLines/>
+        <w:spacing w:line="276" w:lineRule="auto" w:after="120"/>
+      </w:pPr>
+      <w:r>
+        <w:t>Setyawan, I. B., &amp; Himawan, H. (2026). Optimasi Bayesian pada Gradient Boosting untuk Prediksi Niat Beli E-Commerce pada Dataset dengan Ketidakseimbangan Kelas. Building of Informatics, Technology and Science, 8(1), 51–61. https://doi.org/10.47065/bits.v8i1.9710</w:t>
+      </w:r>
+    </w:p>
+    <w:p>
+      <w:pPr>
+        <w:keepLines/>
         <w:spacing w:line="276" w:lineRule="auto"/>
         <w:jc w:val="left"/>
       </w:pPr>
